--- a/Laboratorio 2.docx
+++ b/Laboratorio 2.docx
@@ -1,6 +1,6 @@
 
 <file path=word/document.xml><?xml version="1.0" encoding="utf-8"?>
-<w:document xmlns:wpc="http://schemas.microsoft.com/office/word/2010/wordprocessingCanvas" xmlns:cx="http://schemas.microsoft.com/office/drawing/2014/chartex" xmlns:cx1="http://schemas.microsoft.com/office/drawing/2015/9/8/chartex" xmlns:cx2="http://schemas.microsoft.com/office/drawing/2015/10/21/chartex" xmlns:cx3="http://schemas.microsoft.com/office/drawing/2016/5/9/chartex" xmlns:cx4="http://schemas.microsoft.com/office/drawing/2016/5/10/chartex" xmlns:cx5="http://schemas.microsoft.com/office/drawing/2016/5/11/chartex" xmlns:cx6="http://schemas.microsoft.com/office/drawing/2016/5/12/chartex" xmlns:cx7="http://schemas.microsoft.com/office/drawing/2016/5/13/chartex" xmlns:cx8="http://schemas.microsoft.com/office/drawing/2016/5/14/chartex" xmlns:mc="http://schemas.openxmlformats.org/markup-compatibility/2006" xmlns:aink="http://schemas.microsoft.com/office/drawing/2016/ink" xmlns:am3d="http://schemas.microsoft.com/office/drawing/2017/model3d" xmlns:o="urn:schemas-microsoft-com:office:office" xmlns:r="http://schemas.openxmlformats.org/officeDocument/2006/relationships" xmlns:m="http://schemas.openxmlformats.org/officeDocument/2006/math" xmlns:v="urn:schemas-microsoft-com:vml" xmlns:wp14="http://schemas.microsoft.com/office/word/2010/wordprocessingDrawing" xmlns:wp="http://schemas.openxmlformats.org/drawingml/2006/wordprocessingDrawing" xmlns:w10="urn:schemas-microsoft-com:office:word" xmlns:w="http://schemas.openxmlformats.org/wordprocessingml/2006/main" xmlns:w14="http://schemas.microsoft.com/office/word/2010/wordml" xmlns:w15="http://schemas.microsoft.com/office/word/2012/wordml" xmlns:w16cid="http://schemas.microsoft.com/office/word/2016/wordml/cid" xmlns:w16se="http://schemas.microsoft.com/office/word/2015/wordml/symex" xmlns:wpg="http://schemas.microsoft.com/office/word/2010/wordprocessingGroup" xmlns:wpi="http://schemas.microsoft.com/office/word/2010/wordprocessingInk" xmlns:wne="http://schemas.microsoft.com/office/word/2006/wordml" xmlns:wps="http://schemas.microsoft.com/office/word/2010/wordprocessingShape" mc:Ignorable="w14 w15 w16se w16cid wp14">
+<w:document xmlns:wpc="http://schemas.microsoft.com/office/word/2010/wordprocessingCanvas" xmlns:cx="http://schemas.microsoft.com/office/drawing/2014/chartex" xmlns:cx1="http://schemas.microsoft.com/office/drawing/2015/9/8/chartex" xmlns:cx2="http://schemas.microsoft.com/office/drawing/2015/10/21/chartex" xmlns:cx3="http://schemas.microsoft.com/office/drawing/2016/5/9/chartex" xmlns:cx4="http://schemas.microsoft.com/office/drawing/2016/5/10/chartex" xmlns:cx5="http://schemas.microsoft.com/office/drawing/2016/5/11/chartex" xmlns:cx6="http://schemas.microsoft.com/office/drawing/2016/5/12/chartex" xmlns:cx7="http://schemas.microsoft.com/office/drawing/2016/5/13/chartex" xmlns:cx8="http://schemas.microsoft.com/office/drawing/2016/5/14/chartex" xmlns:mc="http://schemas.openxmlformats.org/markup-compatibility/2006" xmlns:aink="http://schemas.microsoft.com/office/drawing/2016/ink" xmlns:am3d="http://schemas.microsoft.com/office/drawing/2017/model3d" xmlns:o="urn:schemas-microsoft-com:office:office" xmlns:oel="http://schemas.microsoft.com/office/2019/extlst" xmlns:r="http://schemas.openxmlformats.org/officeDocument/2006/relationships" xmlns:m="http://schemas.openxmlformats.org/officeDocument/2006/math" xmlns:v="urn:schemas-microsoft-com:vml" xmlns:wp14="http://schemas.microsoft.com/office/word/2010/wordprocessingDrawing" xmlns:wp="http://schemas.openxmlformats.org/drawingml/2006/wordprocessingDrawing" xmlns:w10="urn:schemas-microsoft-com:office:word" xmlns:w="http://schemas.openxmlformats.org/wordprocessingml/2006/main" xmlns:w14="http://schemas.microsoft.com/office/word/2010/wordml" xmlns:w15="http://schemas.microsoft.com/office/word/2012/wordml" xmlns:w16cex="http://schemas.microsoft.com/office/word/2018/wordml/cex" xmlns:w16cid="http://schemas.microsoft.com/office/word/2016/wordml/cid" xmlns:w16="http://schemas.microsoft.com/office/word/2018/wordml" xmlns:w16du="http://schemas.microsoft.com/office/word/2023/wordml/word16du" xmlns:w16sdtdh="http://schemas.microsoft.com/office/word/2020/wordml/sdtdatahash" xmlns:w16sdtfl="http://schemas.microsoft.com/office/word/2024/wordml/sdtformatlock" xmlns:w16se="http://schemas.microsoft.com/office/word/2015/wordml/symex" xmlns:wpg="http://schemas.microsoft.com/office/word/2010/wordprocessingGroup" xmlns:wpi="http://schemas.microsoft.com/office/word/2010/wordprocessingInk" xmlns:wne="http://schemas.microsoft.com/office/word/2006/wordml" xmlns:wps="http://schemas.microsoft.com/office/word/2010/wordprocessingShape" mc:Ignorable="w14 w15 w16se w16cid w16 w16cex w16sdtdh w16sdtfl w16du wp14">
   <w:body>
     <w:p>
       <w:pPr>
@@ -56,7 +56,7 @@
     </w:p>
     <w:p>
       <w:pPr>
-        <w:pStyle w:val="Heading2"/>
+        <w:pStyle w:val="Ttulo2"/>
         <w:shd w:val="clear" w:color="auto" w:fill="FFFFFF"/>
         <w:spacing w:before="360" w:after="240"/>
         <w:rPr>
@@ -74,7 +74,7 @@
     </w:p>
     <w:p>
       <w:pPr>
-        <w:pStyle w:val="ListParagraph"/>
+        <w:pStyle w:val="Prrafodelista"/>
         <w:numPr>
           <w:ilvl w:val="0"/>
           <w:numId w:val="3"/>
@@ -86,6 +86,9 @@
     </w:p>
     <w:p>
       <w:r>
+        <w:rPr>
+          <w:noProof/>
+        </w:rPr>
         <w:drawing>
           <wp:inline distT="0" distB="0" distL="0" distR="0" wp14:anchorId="66F62894" wp14:editId="23653B53">
             <wp:extent cx="5657850" cy="3705225"/>
@@ -125,6 +128,9 @@
     </w:p>
     <w:p>
       <w:r>
+        <w:rPr>
+          <w:noProof/>
+        </w:rPr>
         <w:drawing>
           <wp:inline distT="0" distB="0" distL="0" distR="0" wp14:anchorId="7D0D0FBB" wp14:editId="683D0AA5">
             <wp:extent cx="5943600" cy="1972945"/>
@@ -164,6 +170,9 @@
     </w:p>
     <w:p>
       <w:r>
+        <w:rPr>
+          <w:noProof/>
+        </w:rPr>
         <w:lastRenderedPageBreak/>
         <w:drawing>
           <wp:inline distT="0" distB="0" distL="0" distR="0" wp14:anchorId="3A2CB0CF" wp14:editId="7CDA241D">
@@ -204,7 +213,7 @@
     </w:p>
     <w:p>
       <w:pPr>
-        <w:pStyle w:val="ListParagraph"/>
+        <w:pStyle w:val="Prrafodelista"/>
         <w:numPr>
           <w:ilvl w:val="0"/>
           <w:numId w:val="3"/>
@@ -221,36 +230,21 @@
           <w:color w:val="1F2328"/>
           <w:shd w:val="clear" w:color="auto" w:fill="FFFFFF"/>
         </w:rPr>
-        <w:t>F</w:t>
-      </w:r>
-      <w:r>
+        <w:t>Funciones de orden superior:</w:t>
+      </w:r>
+    </w:p>
+    <w:p>
+      <w:pPr>
         <w:rPr>
           <w:rFonts w:ascii="Segoe UI" w:hAnsi="Segoe UI" w:cs="Segoe UI"/>
           <w:color w:val="1F2328"/>
           <w:shd w:val="clear" w:color="auto" w:fill="FFFFFF"/>
         </w:rPr>
-        <w:t>unciones de orden superior</w:t>
-      </w:r>
+      </w:pPr>
       <w:r>
         <w:rPr>
           <w:rFonts w:ascii="Segoe UI" w:hAnsi="Segoe UI" w:cs="Segoe UI"/>
-          <w:color w:val="1F2328"/>
-          <w:shd w:val="clear" w:color="auto" w:fill="FFFFFF"/>
-        </w:rPr>
-        <w:t>:</w:t>
-      </w:r>
-    </w:p>
-    <w:p>
-      <w:pPr>
-        <w:rPr>
-          <w:rFonts w:ascii="Segoe UI" w:hAnsi="Segoe UI" w:cs="Segoe UI"/>
-          <w:color w:val="1F2328"/>
-          <w:shd w:val="clear" w:color="auto" w:fill="FFFFFF"/>
-        </w:rPr>
-      </w:pPr>
-      <w:r>
-        <w:rPr>
-          <w:rFonts w:ascii="Segoe UI" w:hAnsi="Segoe UI" w:cs="Segoe UI"/>
+          <w:noProof/>
           <w:color w:val="1F2328"/>
           <w:shd w:val="clear" w:color="auto" w:fill="FFFFFF"/>
         </w:rPr>
@@ -293,6 +287,9 @@
     </w:p>
     <w:p>
       <w:r>
+        <w:rPr>
+          <w:noProof/>
+        </w:rPr>
         <w:drawing>
           <wp:inline distT="0" distB="0" distL="0" distR="0" wp14:anchorId="341B6A30" wp14:editId="54090B0A">
             <wp:extent cx="3228975" cy="3722199"/>
@@ -332,7 +329,7 @@
     </w:p>
     <w:p>
       <w:pPr>
-        <w:pStyle w:val="Heading2"/>
+        <w:pStyle w:val="Ttulo2"/>
         <w:shd w:val="clear" w:color="auto" w:fill="FFFFFF"/>
         <w:spacing w:before="360" w:after="240"/>
         <w:rPr>
@@ -351,7 +348,7 @@
     </w:p>
     <w:p>
       <w:pPr>
-        <w:pStyle w:val="ListParagraph"/>
+        <w:pStyle w:val="Prrafodelista"/>
         <w:numPr>
           <w:ilvl w:val="0"/>
           <w:numId w:val="4"/>
@@ -360,13 +357,16 @@
     </w:p>
     <w:p>
       <w:pPr>
-        <w:pStyle w:val="ListParagraph"/>
+        <w:pStyle w:val="Prrafodelista"/>
         <w:numPr>
           <w:ilvl w:val="0"/>
           <w:numId w:val="2"/>
         </w:numPr>
       </w:pPr>
       <w:r>
+        <w:rPr>
+          <w:noProof/>
+        </w:rPr>
         <w:drawing>
           <wp:inline distT="0" distB="0" distL="0" distR="0" wp14:anchorId="7C95106B" wp14:editId="0DF53928">
             <wp:extent cx="2190750" cy="542925"/>
@@ -407,6 +407,9 @@
         <w:t xml:space="preserve">b.  </w:t>
       </w:r>
       <w:r>
+        <w:rPr>
+          <w:noProof/>
+        </w:rPr>
         <w:drawing>
           <wp:inline distT="0" distB="0" distL="0" distR="0" wp14:anchorId="66E73DA0" wp14:editId="6CE5608F">
             <wp:extent cx="2714625" cy="552450"/>
@@ -452,6 +455,9 @@
         <w:t xml:space="preserve">c. </w:t>
       </w:r>
       <w:r>
+        <w:rPr>
+          <w:noProof/>
+        </w:rPr>
         <w:drawing>
           <wp:inline distT="0" distB="0" distL="0" distR="0" wp14:anchorId="7D3F81A5" wp14:editId="3E5B9E97">
             <wp:extent cx="4333875" cy="571500"/>
@@ -496,7 +502,7 @@
     </w:p>
     <w:p>
       <w:pPr>
-        <w:pStyle w:val="ListParagraph"/>
+        <w:pStyle w:val="Prrafodelista"/>
         <w:numPr>
           <w:ilvl w:val="0"/>
           <w:numId w:val="4"/>
@@ -505,9 +511,12 @@
     </w:p>
     <w:p>
       <w:pPr>
-        <w:pStyle w:val="ListParagraph"/>
-      </w:pPr>
-      <w:r>
+        <w:pStyle w:val="Prrafodelista"/>
+      </w:pPr>
+      <w:r>
+        <w:rPr>
+          <w:noProof/>
+        </w:rPr>
         <w:drawing>
           <wp:inline distT="0" distB="0" distL="0" distR="0" wp14:anchorId="2623AC1A" wp14:editId="35E2A818">
             <wp:extent cx="3733800" cy="847725"/>
@@ -547,7 +556,7 @@
     </w:p>
     <w:p>
       <w:pPr>
-        <w:pStyle w:val="ListParagraph"/>
+        <w:pStyle w:val="Prrafodelista"/>
         <w:numPr>
           <w:ilvl w:val="0"/>
           <w:numId w:val="4"/>
@@ -556,9 +565,12 @@
     </w:p>
     <w:p>
       <w:pPr>
-        <w:pStyle w:val="ListParagraph"/>
-      </w:pPr>
-      <w:r>
+        <w:pStyle w:val="Prrafodelista"/>
+      </w:pPr>
+      <w:r>
+        <w:rPr>
+          <w:noProof/>
+        </w:rPr>
         <w:drawing>
           <wp:inline distT="0" distB="0" distL="0" distR="0" wp14:anchorId="1C5DD942" wp14:editId="48323C04">
             <wp:extent cx="3781425" cy="1819275"/>
@@ -598,7 +610,7 @@
     </w:p>
     <w:p>
       <w:pPr>
-        <w:pStyle w:val="Heading2"/>
+        <w:pStyle w:val="Ttulo2"/>
         <w:shd w:val="clear" w:color="auto" w:fill="FFFFFF"/>
         <w:spacing w:before="360" w:after="240"/>
         <w:rPr>
@@ -616,19 +628,1013 @@
     </w:p>
     <w:p>
       <w:pPr>
-        <w:pStyle w:val="ListParagraph"/>
+        <w:pStyle w:val="Prrafodelista"/>
         <w:numPr>
           <w:ilvl w:val="0"/>
           <w:numId w:val="5"/>
         </w:numPr>
       </w:pPr>
-      <w:bookmarkStart w:id="0" w:name="_GoBack"/>
-      <w:bookmarkEnd w:id="0"/>
-    </w:p>
-    <w:p>
-      <w:pPr>
-        <w:pStyle w:val="ListParagraph"/>
-      </w:pPr>
+    </w:p>
+    <w:p>
+      <w:pPr>
+        <w:ind w:left="720"/>
+      </w:pPr>
+      <w:r>
+        <w:t xml:space="preserve">a. </w:t>
+      </w:r>
+      <w:r>
+        <w:drawing>
+          <wp:inline distT="0" distB="0" distL="0" distR="0" wp14:anchorId="32A3A36D" wp14:editId="5C8A6804">
+            <wp:extent cx="2087844" cy="1196340"/>
+            <wp:effectExtent l="0" t="0" r="8255" b="3810"/>
+            <wp:docPr id="1092218445" name="Imagen 1" descr="The image depicts a Haskell code snippet illustrating a function `sumaLista` that sums a list of integers, and it demonstrates the calculation of the sum of the list `[1, 2, 3, 4, 5, 6]` which equals 21.&#10;&#10;El contenido generado por IA puede ser incorrecto."/>
+            <wp:cNvGraphicFramePr>
+              <a:graphicFrameLocks xmlns:a="http://schemas.openxmlformats.org/drawingml/2006/main" noChangeAspect="1"/>
+            </wp:cNvGraphicFramePr>
+            <a:graphic xmlns:a="http://schemas.openxmlformats.org/drawingml/2006/main">
+              <a:graphicData uri="http://schemas.openxmlformats.org/drawingml/2006/picture">
+                <pic:pic xmlns:pic="http://schemas.openxmlformats.org/drawingml/2006/picture">
+                  <pic:nvPicPr>
+                    <pic:cNvPr id="1092218445" name="Imagen 1" descr="The image depicts a Haskell code snippet illustrating a function `sumaLista` that sums a list of integers, and it demonstrates the calculation of the sum of the list `[1, 2, 3, 4, 5, 6]` which equals 21.&#10;&#10;El contenido generado por IA puede ser incorrecto."/>
+                    <pic:cNvPicPr/>
+                  </pic:nvPicPr>
+                  <pic:blipFill>
+                    <a:blip r:embed="rId15"/>
+                    <a:stretch>
+                      <a:fillRect/>
+                    </a:stretch>
+                  </pic:blipFill>
+                  <pic:spPr>
+                    <a:xfrm>
+                      <a:off x="0" y="0"/>
+                      <a:ext cx="2118668" cy="1214002"/>
+                    </a:xfrm>
+                    <a:prstGeom prst="rect">
+                      <a:avLst/>
+                    </a:prstGeom>
+                  </pic:spPr>
+                </pic:pic>
+              </a:graphicData>
+            </a:graphic>
+          </wp:inline>
+        </w:drawing>
+      </w:r>
+      <w:r>
+        <w:t xml:space="preserve"> </w:t>
+      </w:r>
+      <w:r>
+        <w:t xml:space="preserve"> b. </w:t>
+      </w:r>
+      <w:r>
+        <w:drawing>
+          <wp:inline distT="0" distB="0" distL="0" distR="0" wp14:anchorId="07A42EA2" wp14:editId="66DAAC56">
+            <wp:extent cx="2941320" cy="843521"/>
+            <wp:effectExtent l="0" t="0" r="0" b="0"/>
+            <wp:docPr id="204460731" name="Imagen 1" descr="The provided text describes a Haskell function that filters a list of integers, returning the count of elements greater than 10.&#10;&#10;El contenido generado por IA puede ser incorrecto."/>
+            <wp:cNvGraphicFramePr>
+              <a:graphicFrameLocks xmlns:a="http://schemas.openxmlformats.org/drawingml/2006/main" noChangeAspect="1"/>
+            </wp:cNvGraphicFramePr>
+            <a:graphic xmlns:a="http://schemas.openxmlformats.org/drawingml/2006/main">
+              <a:graphicData uri="http://schemas.openxmlformats.org/drawingml/2006/picture">
+                <pic:pic xmlns:pic="http://schemas.openxmlformats.org/drawingml/2006/picture">
+                  <pic:nvPicPr>
+                    <pic:cNvPr id="204460731" name="Imagen 1" descr="The provided text describes a Haskell function that filters a list of integers, returning the count of elements greater than 10.&#10;&#10;El contenido generado por IA puede ser incorrecto."/>
+                    <pic:cNvPicPr/>
+                  </pic:nvPicPr>
+                  <pic:blipFill>
+                    <a:blip r:embed="rId16"/>
+                    <a:stretch>
+                      <a:fillRect/>
+                    </a:stretch>
+                  </pic:blipFill>
+                  <pic:spPr>
+                    <a:xfrm>
+                      <a:off x="0" y="0"/>
+                      <a:ext cx="2998997" cy="860062"/>
+                    </a:xfrm>
+                    <a:prstGeom prst="rect">
+                      <a:avLst/>
+                    </a:prstGeom>
+                  </pic:spPr>
+                </pic:pic>
+              </a:graphicData>
+            </a:graphic>
+          </wp:inline>
+        </w:drawing>
+      </w:r>
+    </w:p>
+    <w:p>
+      <w:pPr>
+        <w:ind w:left="720"/>
+      </w:pPr>
+      <w:r>
+        <w:lastRenderedPageBreak/>
+        <w:t>c.</w:t>
+      </w:r>
+      <w:r>
+        <w:rPr>
+          <w:noProof/>
+        </w:rPr>
+        <w:t xml:space="preserve"> </w:t>
+      </w:r>
+      <w:r>
+        <w:drawing>
+          <wp:inline distT="0" distB="0" distL="0" distR="0" wp14:anchorId="1D3E1CB3" wp14:editId="7742D735">
+            <wp:extent cx="2253666" cy="655320"/>
+            <wp:effectExtent l="0" t="0" r="0" b="0"/>
+            <wp:docPr id="1553359162" name="Imagen 1" descr="The image displays a Haskell function definition for `productoLista`, which takes a list of integers and returns their product.&#10;&#10;El contenido generado por IA puede ser incorrecto."/>
+            <wp:cNvGraphicFramePr>
+              <a:graphicFrameLocks xmlns:a="http://schemas.openxmlformats.org/drawingml/2006/main" noChangeAspect="1"/>
+            </wp:cNvGraphicFramePr>
+            <a:graphic xmlns:a="http://schemas.openxmlformats.org/drawingml/2006/main">
+              <a:graphicData uri="http://schemas.openxmlformats.org/drawingml/2006/picture">
+                <pic:pic xmlns:pic="http://schemas.openxmlformats.org/drawingml/2006/picture">
+                  <pic:nvPicPr>
+                    <pic:cNvPr id="1553359162" name="Imagen 1" descr="The image displays a Haskell function definition for `productoLista`, which takes a list of integers and returns their product.&#10;&#10;El contenido generado por IA puede ser incorrecto."/>
+                    <pic:cNvPicPr/>
+                  </pic:nvPicPr>
+                  <pic:blipFill>
+                    <a:blip r:embed="rId17"/>
+                    <a:stretch>
+                      <a:fillRect/>
+                    </a:stretch>
+                  </pic:blipFill>
+                  <pic:spPr>
+                    <a:xfrm>
+                      <a:off x="0" y="0"/>
+                      <a:ext cx="2280468" cy="663113"/>
+                    </a:xfrm>
+                    <a:prstGeom prst="rect">
+                      <a:avLst/>
+                    </a:prstGeom>
+                  </pic:spPr>
+                </pic:pic>
+              </a:graphicData>
+            </a:graphic>
+          </wp:inline>
+        </w:drawing>
+      </w:r>
+      <w:r>
+        <w:t xml:space="preserve">  </w:t>
+      </w:r>
+    </w:p>
+    <w:p>
+      <w:r>
+        <w:t xml:space="preserve">d. </w:t>
+      </w:r>
+      <w:r>
+        <w:drawing>
+          <wp:inline distT="0" distB="0" distL="0" distR="0" wp14:anchorId="2F40367D" wp14:editId="3FA7C0FE">
+            <wp:extent cx="3654305" cy="647700"/>
+            <wp:effectExtent l="0" t="0" r="3810" b="0"/>
+            <wp:docPr id="1739028292" name="Imagen 1" descr="The provided text describes a Haskell function that converts a list of Celsius temperatures to Fahrenheit, multiplying each Celsius value by 9/5 and then adding 32.&#10;&#10;El contenido generado por IA puede ser incorrecto."/>
+            <wp:cNvGraphicFramePr>
+              <a:graphicFrameLocks xmlns:a="http://schemas.openxmlformats.org/drawingml/2006/main" noChangeAspect="1"/>
+            </wp:cNvGraphicFramePr>
+            <a:graphic xmlns:a="http://schemas.openxmlformats.org/drawingml/2006/main">
+              <a:graphicData uri="http://schemas.openxmlformats.org/drawingml/2006/picture">
+                <pic:pic xmlns:pic="http://schemas.openxmlformats.org/drawingml/2006/picture">
+                  <pic:nvPicPr>
+                    <pic:cNvPr id="1739028292" name="Imagen 1" descr="The provided text describes a Haskell function that converts a list of Celsius temperatures to Fahrenheit, multiplying each Celsius value by 9/5 and then adding 32.&#10;&#10;El contenido generado por IA puede ser incorrecto."/>
+                    <pic:cNvPicPr/>
+                  </pic:nvPicPr>
+                  <pic:blipFill>
+                    <a:blip r:embed="rId18"/>
+                    <a:stretch>
+                      <a:fillRect/>
+                    </a:stretch>
+                  </pic:blipFill>
+                  <pic:spPr>
+                    <a:xfrm>
+                      <a:off x="0" y="0"/>
+                      <a:ext cx="3654305" cy="647700"/>
+                    </a:xfrm>
+                    <a:prstGeom prst="rect">
+                      <a:avLst/>
+                    </a:prstGeom>
+                  </pic:spPr>
+                </pic:pic>
+              </a:graphicData>
+            </a:graphic>
+          </wp:inline>
+        </w:drawing>
+      </w:r>
+    </w:p>
+    <w:p>
+      <w:r>
+        <w:t xml:space="preserve">e. </w:t>
+      </w:r>
+      <w:r>
+        <w:drawing>
+          <wp:inline distT="0" distB="0" distL="0" distR="0" wp14:anchorId="18AB35E7" wp14:editId="6626EE86">
+            <wp:extent cx="5381625" cy="704850"/>
+            <wp:effectExtent l="0" t="0" r="9525" b="0"/>
+            <wp:docPr id="536736256" name="Imagen 1" descr="The image shows a Haskell function `ajustarImpares` that takes a list of integers and maps a lambda function over it, incrementing odd numbers by 5.&#10;&#10;El contenido generado por IA puede ser incorrecto."/>
+            <wp:cNvGraphicFramePr>
+              <a:graphicFrameLocks xmlns:a="http://schemas.openxmlformats.org/drawingml/2006/main" noChangeAspect="1"/>
+            </wp:cNvGraphicFramePr>
+            <a:graphic xmlns:a="http://schemas.openxmlformats.org/drawingml/2006/main">
+              <a:graphicData uri="http://schemas.openxmlformats.org/drawingml/2006/picture">
+                <pic:pic xmlns:pic="http://schemas.openxmlformats.org/drawingml/2006/picture">
+                  <pic:nvPicPr>
+                    <pic:cNvPr id="536736256" name="Imagen 1" descr="The image shows a Haskell function `ajustarImpares` that takes a list of integers and maps a lambda function over it, incrementing odd numbers by 5.&#10;&#10;El contenido generado por IA puede ser incorrecto."/>
+                    <pic:cNvPicPr/>
+                  </pic:nvPicPr>
+                  <pic:blipFill>
+                    <a:blip r:embed="rId19"/>
+                    <a:stretch>
+                      <a:fillRect/>
+                    </a:stretch>
+                  </pic:blipFill>
+                  <pic:spPr>
+                    <a:xfrm>
+                      <a:off x="0" y="0"/>
+                      <a:ext cx="5381625" cy="704850"/>
+                    </a:xfrm>
+                    <a:prstGeom prst="rect">
+                      <a:avLst/>
+                    </a:prstGeom>
+                  </pic:spPr>
+                </pic:pic>
+              </a:graphicData>
+            </a:graphic>
+          </wp:inline>
+        </w:drawing>
+      </w:r>
+    </w:p>
+    <w:p>
+      <w:r>
+        <w:t xml:space="preserve">2. </w:t>
+      </w:r>
+    </w:p>
+    <w:p>
+      <w:r>
+        <w:t xml:space="preserve">a.  </w:t>
+      </w:r>
+      <w:r>
+        <w:drawing>
+          <wp:inline distT="0" distB="0" distL="0" distR="0" wp14:anchorId="0B6ADDA4" wp14:editId="5398B14D">
+            <wp:extent cx="5638800" cy="762000"/>
+            <wp:effectExtent l="0" t="0" r="0" b="0"/>
+            <wp:docPr id="2140016876" name="Imagen 1" descr="The image shows a Haskell code snippet, defining a function `nombresLargos` that filters a list of strings, returning only those with a length greater than 5.&#10;&#10;El contenido generado por IA puede ser incorrecto."/>
+            <wp:cNvGraphicFramePr>
+              <a:graphicFrameLocks xmlns:a="http://schemas.openxmlformats.org/drawingml/2006/main" noChangeAspect="1"/>
+            </wp:cNvGraphicFramePr>
+            <a:graphic xmlns:a="http://schemas.openxmlformats.org/drawingml/2006/main">
+              <a:graphicData uri="http://schemas.openxmlformats.org/drawingml/2006/picture">
+                <pic:pic xmlns:pic="http://schemas.openxmlformats.org/drawingml/2006/picture">
+                  <pic:nvPicPr>
+                    <pic:cNvPr id="2140016876" name="Imagen 1" descr="The image shows a Haskell code snippet, defining a function `nombresLargos` that filters a list of strings, returning only those with a length greater than 5.&#10;&#10;El contenido generado por IA puede ser incorrecto."/>
+                    <pic:cNvPicPr/>
+                  </pic:nvPicPr>
+                  <pic:blipFill>
+                    <a:blip r:embed="rId20"/>
+                    <a:stretch>
+                      <a:fillRect/>
+                    </a:stretch>
+                  </pic:blipFill>
+                  <pic:spPr>
+                    <a:xfrm>
+                      <a:off x="0" y="0"/>
+                      <a:ext cx="5638800" cy="762000"/>
+                    </a:xfrm>
+                    <a:prstGeom prst="rect">
+                      <a:avLst/>
+                    </a:prstGeom>
+                  </pic:spPr>
+                </pic:pic>
+              </a:graphicData>
+            </a:graphic>
+          </wp:inline>
+        </w:drawing>
+      </w:r>
+    </w:p>
+    <w:p>
+      <w:r>
+        <w:t xml:space="preserve">b. </w:t>
+      </w:r>
+      <w:r>
+        <w:drawing>
+          <wp:inline distT="0" distB="0" distL="0" distR="0" wp14:anchorId="0ED3F1E6" wp14:editId="154307DF">
+            <wp:extent cx="3762375" cy="723900"/>
+            <wp:effectExtent l="0" t="0" r="9525" b="0"/>
+            <wp:docPr id="556304793" name="Imagen 1" descr="The provided text describes a Haskell function named `soloNegativos` that filters a list, returning only the negative numbers.&#10;&#10;El contenido generado por IA puede ser incorrecto."/>
+            <wp:cNvGraphicFramePr>
+              <a:graphicFrameLocks xmlns:a="http://schemas.openxmlformats.org/drawingml/2006/main" noChangeAspect="1"/>
+            </wp:cNvGraphicFramePr>
+            <a:graphic xmlns:a="http://schemas.openxmlformats.org/drawingml/2006/main">
+              <a:graphicData uri="http://schemas.openxmlformats.org/drawingml/2006/picture">
+                <pic:pic xmlns:pic="http://schemas.openxmlformats.org/drawingml/2006/picture">
+                  <pic:nvPicPr>
+                    <pic:cNvPr id="556304793" name="Imagen 1" descr="The provided text describes a Haskell function named `soloNegativos` that filters a list, returning only the negative numbers.&#10;&#10;El contenido generado por IA puede ser incorrecto."/>
+                    <pic:cNvPicPr/>
+                  </pic:nvPicPr>
+                  <pic:blipFill>
+                    <a:blip r:embed="rId21"/>
+                    <a:stretch>
+                      <a:fillRect/>
+                    </a:stretch>
+                  </pic:blipFill>
+                  <pic:spPr>
+                    <a:xfrm>
+                      <a:off x="0" y="0"/>
+                      <a:ext cx="3762375" cy="723900"/>
+                    </a:xfrm>
+                    <a:prstGeom prst="rect">
+                      <a:avLst/>
+                    </a:prstGeom>
+                  </pic:spPr>
+                </pic:pic>
+              </a:graphicData>
+            </a:graphic>
+          </wp:inline>
+        </w:drawing>
+      </w:r>
+    </w:p>
+    <w:p>
+      <w:r>
+        <w:t xml:space="preserve">c. </w:t>
+      </w:r>
+      <w:r>
+        <w:drawing>
+          <wp:inline distT="0" distB="0" distL="0" distR="0" wp14:anchorId="4DE620A0" wp14:editId="0EA0D5AD">
+            <wp:extent cx="5343525" cy="685800"/>
+            <wp:effectExtent l="0" t="0" r="9525" b="0"/>
+            <wp:docPr id="418928616" name="Imagen 1" descr="The image depicts a Haskell code snippet, defining a function `edadesUniversitarios` that filters a list of integers, returning only those between 18 and 25 inclusive.&#10;&#10;El contenido generado por IA puede ser incorrecto."/>
+            <wp:cNvGraphicFramePr>
+              <a:graphicFrameLocks xmlns:a="http://schemas.openxmlformats.org/drawingml/2006/main" noChangeAspect="1"/>
+            </wp:cNvGraphicFramePr>
+            <a:graphic xmlns:a="http://schemas.openxmlformats.org/drawingml/2006/main">
+              <a:graphicData uri="http://schemas.openxmlformats.org/drawingml/2006/picture">
+                <pic:pic xmlns:pic="http://schemas.openxmlformats.org/drawingml/2006/picture">
+                  <pic:nvPicPr>
+                    <pic:cNvPr id="418928616" name="Imagen 1" descr="The image depicts a Haskell code snippet, defining a function `edadesUniversitarios` that filters a list of integers, returning only those between 18 and 25 inclusive.&#10;&#10;El contenido generado por IA puede ser incorrecto."/>
+                    <pic:cNvPicPr/>
+                  </pic:nvPicPr>
+                  <pic:blipFill>
+                    <a:blip r:embed="rId22"/>
+                    <a:stretch>
+                      <a:fillRect/>
+                    </a:stretch>
+                  </pic:blipFill>
+                  <pic:spPr>
+                    <a:xfrm>
+                      <a:off x="0" y="0"/>
+                      <a:ext cx="5343525" cy="685800"/>
+                    </a:xfrm>
+                    <a:prstGeom prst="rect">
+                      <a:avLst/>
+                    </a:prstGeom>
+                  </pic:spPr>
+                </pic:pic>
+              </a:graphicData>
+            </a:graphic>
+          </wp:inline>
+        </w:drawing>
+      </w:r>
+    </w:p>
+    <w:p>
+      <w:r>
+        <w:t xml:space="preserve">3. </w:t>
+      </w:r>
+    </w:p>
+    <w:p>
+      <w:r>
+        <w:t xml:space="preserve">a. </w:t>
+      </w:r>
+      <w:r>
+        <w:drawing>
+          <wp:inline distT="0" distB="0" distL="0" distR="0" wp14:anchorId="52B31E79" wp14:editId="0749A072">
+            <wp:extent cx="5895975" cy="647700"/>
+            <wp:effectExtent l="0" t="0" r="9525" b="0"/>
+            <wp:docPr id="868778036" name="Imagen 1" descr="The image shows a Haskell code snippet illustrating a function `agregarIVA` that takes a list of Doubles, incrementing any number greater than or equal to 1000 by 19% of itself, and leaving others unchanged.&#10;&#10;El contenido generado por IA puede ser incorrecto."/>
+            <wp:cNvGraphicFramePr>
+              <a:graphicFrameLocks xmlns:a="http://schemas.openxmlformats.org/drawingml/2006/main" noChangeAspect="1"/>
+            </wp:cNvGraphicFramePr>
+            <a:graphic xmlns:a="http://schemas.openxmlformats.org/drawingml/2006/main">
+              <a:graphicData uri="http://schemas.openxmlformats.org/drawingml/2006/picture">
+                <pic:pic xmlns:pic="http://schemas.openxmlformats.org/drawingml/2006/picture">
+                  <pic:nvPicPr>
+                    <pic:cNvPr id="868778036" name="Imagen 1" descr="The image shows a Haskell code snippet illustrating a function `agregarIVA` that takes a list of Doubles, incrementing any number greater than or equal to 1000 by 19% of itself, and leaving others unchanged.&#10;&#10;El contenido generado por IA puede ser incorrecto."/>
+                    <pic:cNvPicPr/>
+                  </pic:nvPicPr>
+                  <pic:blipFill>
+                    <a:blip r:embed="rId23"/>
+                    <a:stretch>
+                      <a:fillRect/>
+                    </a:stretch>
+                  </pic:blipFill>
+                  <pic:spPr>
+                    <a:xfrm>
+                      <a:off x="0" y="0"/>
+                      <a:ext cx="5895975" cy="647700"/>
+                    </a:xfrm>
+                    <a:prstGeom prst="rect">
+                      <a:avLst/>
+                    </a:prstGeom>
+                  </pic:spPr>
+                </pic:pic>
+              </a:graphicData>
+            </a:graphic>
+          </wp:inline>
+        </w:drawing>
+      </w:r>
+    </w:p>
+    <w:p>
+      <w:r>
+        <w:lastRenderedPageBreak/>
+        <w:t xml:space="preserve">b. </w:t>
+      </w:r>
+      <w:r>
+        <w:drawing>
+          <wp:inline distT="0" distB="0" distL="0" distR="0" wp14:anchorId="4D20829A" wp14:editId="22A5E72C">
+            <wp:extent cx="4091940" cy="2997972"/>
+            <wp:effectExtent l="0" t="0" r="3810" b="0"/>
+            <wp:docPr id="797466351" name="Imagen 1" descr="The image illustrates a Haskell code snippet, showcasing two functions: `esVocal`, which checks if a given character is a vowel, and `longitudesVocales`, which calculates the lengths of vowels in a list of strings.&#10;&#10;El contenido generado por IA puede ser incorrecto."/>
+            <wp:cNvGraphicFramePr>
+              <a:graphicFrameLocks xmlns:a="http://schemas.openxmlformats.org/drawingml/2006/main" noChangeAspect="1"/>
+            </wp:cNvGraphicFramePr>
+            <a:graphic xmlns:a="http://schemas.openxmlformats.org/drawingml/2006/main">
+              <a:graphicData uri="http://schemas.openxmlformats.org/drawingml/2006/picture">
+                <pic:pic xmlns:pic="http://schemas.openxmlformats.org/drawingml/2006/picture">
+                  <pic:nvPicPr>
+                    <pic:cNvPr id="797466351" name="Imagen 1" descr="The image illustrates a Haskell code snippet, showcasing two functions: `esVocal`, which checks if a given character is a vowel, and `longitudesVocales`, which calculates the lengths of vowels in a list of strings.&#10;&#10;El contenido generado por IA puede ser incorrecto."/>
+                    <pic:cNvPicPr/>
+                  </pic:nvPicPr>
+                  <pic:blipFill>
+                    <a:blip r:embed="rId24"/>
+                    <a:stretch>
+                      <a:fillRect/>
+                    </a:stretch>
+                  </pic:blipFill>
+                  <pic:spPr>
+                    <a:xfrm>
+                      <a:off x="0" y="0"/>
+                      <a:ext cx="4105611" cy="3007988"/>
+                    </a:xfrm>
+                    <a:prstGeom prst="rect">
+                      <a:avLst/>
+                    </a:prstGeom>
+                  </pic:spPr>
+                </pic:pic>
+              </a:graphicData>
+            </a:graphic>
+          </wp:inline>
+        </w:drawing>
+      </w:r>
+    </w:p>
+    <w:p>
+      <w:r>
+        <w:t xml:space="preserve">c. </w:t>
+      </w:r>
+      <w:r>
+        <w:drawing>
+          <wp:inline distT="0" distB="0" distL="0" distR="0" wp14:anchorId="626FD475" wp14:editId="0FCC08D4">
+            <wp:extent cx="4619625" cy="990600"/>
+            <wp:effectExtent l="0" t="0" r="9525" b="0"/>
+            <wp:docPr id="726375101" name="Imagen 1" descr="The provided text appears to be a snippet of a Haskell function that filters out even numbers from a list and then maps each number to its square. The example usage of the function shows it being applied to the list [1, 2, 3, 4, 5, 6], resulting in a new list containing the squares of the odd numbers: [4, 16, 36].&#10;&#10;El contenido generado por IA puede ser incorrecto."/>
+            <wp:cNvGraphicFramePr>
+              <a:graphicFrameLocks xmlns:a="http://schemas.openxmlformats.org/drawingml/2006/main" noChangeAspect="1"/>
+            </wp:cNvGraphicFramePr>
+            <a:graphic xmlns:a="http://schemas.openxmlformats.org/drawingml/2006/main">
+              <a:graphicData uri="http://schemas.openxmlformats.org/drawingml/2006/picture">
+                <pic:pic xmlns:pic="http://schemas.openxmlformats.org/drawingml/2006/picture">
+                  <pic:nvPicPr>
+                    <pic:cNvPr id="726375101" name="Imagen 1" descr="The provided text appears to be a snippet of a Haskell function that filters out even numbers from a list and then maps each number to its square. The example usage of the function shows it being applied to the list [1, 2, 3, 4, 5, 6], resulting in a new list containing the squares of the odd numbers: [4, 16, 36].&#10;&#10;El contenido generado por IA puede ser incorrecto."/>
+                    <pic:cNvPicPr/>
+                  </pic:nvPicPr>
+                  <pic:blipFill>
+                    <a:blip r:embed="rId25"/>
+                    <a:stretch>
+                      <a:fillRect/>
+                    </a:stretch>
+                  </pic:blipFill>
+                  <pic:spPr>
+                    <a:xfrm>
+                      <a:off x="0" y="0"/>
+                      <a:ext cx="4619625" cy="990600"/>
+                    </a:xfrm>
+                    <a:prstGeom prst="rect">
+                      <a:avLst/>
+                    </a:prstGeom>
+                  </pic:spPr>
+                </pic:pic>
+              </a:graphicData>
+            </a:graphic>
+          </wp:inline>
+        </w:drawing>
+      </w:r>
+    </w:p>
+    <w:p>
+      <w:r>
+        <w:t>4.</w:t>
+      </w:r>
+    </w:p>
+    <w:p>
+      <w:r>
+        <w:t>a.</w:t>
+      </w:r>
+      <w:r>
+        <w:t xml:space="preserve"> </w:t>
+      </w:r>
+      <w:r>
+        <w:drawing>
+          <wp:inline distT="0" distB="0" distL="0" distR="0" wp14:anchorId="1AA498C3" wp14:editId="577EBAE1">
+            <wp:extent cx="2524125" cy="962025"/>
+            <wp:effectExtent l="0" t="0" r="9525" b="9525"/>
+            <wp:docPr id="1928166906" name="Imagen 1" descr="The image depicts a Haskell code snippet defining a function `hayNegativo` that checks if any element in a list is negative.&#10;&#10;El contenido generado por IA puede ser incorrecto."/>
+            <wp:cNvGraphicFramePr>
+              <a:graphicFrameLocks xmlns:a="http://schemas.openxmlformats.org/drawingml/2006/main" noChangeAspect="1"/>
+            </wp:cNvGraphicFramePr>
+            <a:graphic xmlns:a="http://schemas.openxmlformats.org/drawingml/2006/main">
+              <a:graphicData uri="http://schemas.openxmlformats.org/drawingml/2006/picture">
+                <pic:pic xmlns:pic="http://schemas.openxmlformats.org/drawingml/2006/picture">
+                  <pic:nvPicPr>
+                    <pic:cNvPr id="1928166906" name="Imagen 1" descr="The image depicts a Haskell code snippet defining a function `hayNegativo` that checks if any element in a list is negative.&#10;&#10;El contenido generado por IA puede ser incorrecto."/>
+                    <pic:cNvPicPr/>
+                  </pic:nvPicPr>
+                  <pic:blipFill>
+                    <a:blip r:embed="rId26"/>
+                    <a:stretch>
+                      <a:fillRect/>
+                    </a:stretch>
+                  </pic:blipFill>
+                  <pic:spPr>
+                    <a:xfrm>
+                      <a:off x="0" y="0"/>
+                      <a:ext cx="2524125" cy="962025"/>
+                    </a:xfrm>
+                    <a:prstGeom prst="rect">
+                      <a:avLst/>
+                    </a:prstGeom>
+                  </pic:spPr>
+                </pic:pic>
+              </a:graphicData>
+            </a:graphic>
+          </wp:inline>
+        </w:drawing>
+      </w:r>
+    </w:p>
+    <w:p>
+      <w:r>
+        <w:t xml:space="preserve">b. </w:t>
+      </w:r>
+      <w:r>
+        <w:drawing>
+          <wp:inline distT="0" distB="0" distL="0" distR="0" wp14:anchorId="05D7BCBE" wp14:editId="285AE6FB">
+            <wp:extent cx="2381250" cy="971550"/>
+            <wp:effectExtent l="0" t="0" r="0" b="0"/>
+            <wp:docPr id="970382439" name="Imagen 1" descr="The image displays a Haskell function `todosPares` that checks if all elements in a list are even, returning a boolean value.&#10;&#10;El contenido generado por IA puede ser incorrecto."/>
+            <wp:cNvGraphicFramePr>
+              <a:graphicFrameLocks xmlns:a="http://schemas.openxmlformats.org/drawingml/2006/main" noChangeAspect="1"/>
+            </wp:cNvGraphicFramePr>
+            <a:graphic xmlns:a="http://schemas.openxmlformats.org/drawingml/2006/main">
+              <a:graphicData uri="http://schemas.openxmlformats.org/drawingml/2006/picture">
+                <pic:pic xmlns:pic="http://schemas.openxmlformats.org/drawingml/2006/picture">
+                  <pic:nvPicPr>
+                    <pic:cNvPr id="970382439" name="Imagen 1" descr="The image displays a Haskell function `todosPares` that checks if all elements in a list are even, returning a boolean value.&#10;&#10;El contenido generado por IA puede ser incorrecto."/>
+                    <pic:cNvPicPr/>
+                  </pic:nvPicPr>
+                  <pic:blipFill>
+                    <a:blip r:embed="rId27"/>
+                    <a:stretch>
+                      <a:fillRect/>
+                    </a:stretch>
+                  </pic:blipFill>
+                  <pic:spPr>
+                    <a:xfrm>
+                      <a:off x="0" y="0"/>
+                      <a:ext cx="2381250" cy="971550"/>
+                    </a:xfrm>
+                    <a:prstGeom prst="rect">
+                      <a:avLst/>
+                    </a:prstGeom>
+                  </pic:spPr>
+                </pic:pic>
+              </a:graphicData>
+            </a:graphic>
+          </wp:inline>
+        </w:drawing>
+      </w:r>
+    </w:p>
+    <w:p>
+      <w:r>
+        <w:t xml:space="preserve">c. </w:t>
+      </w:r>
+      <w:r>
+        <w:drawing>
+          <wp:inline distT="0" distB="0" distL="0" distR="0" wp14:anchorId="01FB970A" wp14:editId="1E535DF7">
+            <wp:extent cx="4410075" cy="1047750"/>
+            <wp:effectExtent l="0" t="0" r="9525" b="0"/>
+            <wp:docPr id="2033428084" name="Imagen 1" descr="The image shows a Haskell code snippet defining a function `nombresCorrectos` that checks if all the first characters of the given list of strings are uppercase.&#10;&#10;El contenido generado por IA puede ser incorrecto."/>
+            <wp:cNvGraphicFramePr>
+              <a:graphicFrameLocks xmlns:a="http://schemas.openxmlformats.org/drawingml/2006/main" noChangeAspect="1"/>
+            </wp:cNvGraphicFramePr>
+            <a:graphic xmlns:a="http://schemas.openxmlformats.org/drawingml/2006/main">
+              <a:graphicData uri="http://schemas.openxmlformats.org/drawingml/2006/picture">
+                <pic:pic xmlns:pic="http://schemas.openxmlformats.org/drawingml/2006/picture">
+                  <pic:nvPicPr>
+                    <pic:cNvPr id="2033428084" name="Imagen 1" descr="The image shows a Haskell code snippet defining a function `nombresCorrectos` that checks if all the first characters of the given list of strings are uppercase.&#10;&#10;El contenido generado por IA puede ser incorrecto."/>
+                    <pic:cNvPicPr/>
+                  </pic:nvPicPr>
+                  <pic:blipFill>
+                    <a:blip r:embed="rId28"/>
+                    <a:stretch>
+                      <a:fillRect/>
+                    </a:stretch>
+                  </pic:blipFill>
+                  <pic:spPr>
+                    <a:xfrm>
+                      <a:off x="0" y="0"/>
+                      <a:ext cx="4410075" cy="1047750"/>
+                    </a:xfrm>
+                    <a:prstGeom prst="rect">
+                      <a:avLst/>
+                    </a:prstGeom>
+                  </pic:spPr>
+                </pic:pic>
+              </a:graphicData>
+            </a:graphic>
+          </wp:inline>
+        </w:drawing>
+      </w:r>
+    </w:p>
+    <w:p>
+      <w:r>
+        <w:t>5.</w:t>
+      </w:r>
+    </w:p>
+    <w:p>
+      <w:r>
+        <w:lastRenderedPageBreak/>
+        <w:t xml:space="preserve">a.  </w:t>
+      </w:r>
+      <w:r>
+        <w:drawing>
+          <wp:inline distT="0" distB="0" distL="0" distR="0" wp14:anchorId="6012F73F" wp14:editId="2B702171">
+            <wp:extent cx="3324225" cy="990600"/>
+            <wp:effectExtent l="0" t="0" r="9525" b="0"/>
+            <wp:docPr id="736920718" name="Imagen 1" descr="The image depicts a snippet of a code snippet in a programming language, showing a function `menoresQue100` which takes an integer list and returns a new list containing elements less than 100.&#10;&#10;El contenido generado por IA puede ser incorrecto."/>
+            <wp:cNvGraphicFramePr>
+              <a:graphicFrameLocks xmlns:a="http://schemas.openxmlformats.org/drawingml/2006/main" noChangeAspect="1"/>
+            </wp:cNvGraphicFramePr>
+            <a:graphic xmlns:a="http://schemas.openxmlformats.org/drawingml/2006/main">
+              <a:graphicData uri="http://schemas.openxmlformats.org/drawingml/2006/picture">
+                <pic:pic xmlns:pic="http://schemas.openxmlformats.org/drawingml/2006/picture">
+                  <pic:nvPicPr>
+                    <pic:cNvPr id="736920718" name="Imagen 1" descr="The image depicts a snippet of a code snippet in a programming language, showing a function `menoresQue100` which takes an integer list and returns a new list containing elements less than 100.&#10;&#10;El contenido generado por IA puede ser incorrecto."/>
+                    <pic:cNvPicPr/>
+                  </pic:nvPicPr>
+                  <pic:blipFill>
+                    <a:blip r:embed="rId29"/>
+                    <a:stretch>
+                      <a:fillRect/>
+                    </a:stretch>
+                  </pic:blipFill>
+                  <pic:spPr>
+                    <a:xfrm>
+                      <a:off x="0" y="0"/>
+                      <a:ext cx="3324225" cy="990600"/>
+                    </a:xfrm>
+                    <a:prstGeom prst="rect">
+                      <a:avLst/>
+                    </a:prstGeom>
+                  </pic:spPr>
+                </pic:pic>
+              </a:graphicData>
+            </a:graphic>
+          </wp:inline>
+        </w:drawing>
+      </w:r>
+    </w:p>
+    <w:p>
+      <w:r>
+        <w:t xml:space="preserve">b. </w:t>
+      </w:r>
+      <w:r>
+        <w:drawing>
+          <wp:inline distT="0" distB="0" distL="0" distR="0" wp14:anchorId="5BCF5B66" wp14:editId="32CC0496">
+            <wp:extent cx="3181350" cy="952500"/>
+            <wp:effectExtent l="0" t="0" r="0" b="0"/>
+            <wp:docPr id="439105985" name="Imagen 1" descr="The image shows a snippet of a code snippet in a programming language, specifically an example of a function in Scala that uses the `dropWhile` method to remove elements from a list until it encounters an element that is not zero.&#10;&#10;El contenido generado por IA puede ser incorrecto."/>
+            <wp:cNvGraphicFramePr>
+              <a:graphicFrameLocks xmlns:a="http://schemas.openxmlformats.org/drawingml/2006/main" noChangeAspect="1"/>
+            </wp:cNvGraphicFramePr>
+            <a:graphic xmlns:a="http://schemas.openxmlformats.org/drawingml/2006/main">
+              <a:graphicData uri="http://schemas.openxmlformats.org/drawingml/2006/picture">
+                <pic:pic xmlns:pic="http://schemas.openxmlformats.org/drawingml/2006/picture">
+                  <pic:nvPicPr>
+                    <pic:cNvPr id="439105985" name="Imagen 1" descr="The image shows a snippet of a code snippet in a programming language, specifically an example of a function in Scala that uses the `dropWhile` method to remove elements from a list until it encounters an element that is not zero.&#10;&#10;El contenido generado por IA puede ser incorrecto."/>
+                    <pic:cNvPicPr/>
+                  </pic:nvPicPr>
+                  <pic:blipFill>
+                    <a:blip r:embed="rId30"/>
+                    <a:stretch>
+                      <a:fillRect/>
+                    </a:stretch>
+                  </pic:blipFill>
+                  <pic:spPr>
+                    <a:xfrm>
+                      <a:off x="0" y="0"/>
+                      <a:ext cx="3181350" cy="952500"/>
+                    </a:xfrm>
+                    <a:prstGeom prst="rect">
+                      <a:avLst/>
+                    </a:prstGeom>
+                  </pic:spPr>
+                </pic:pic>
+              </a:graphicData>
+            </a:graphic>
+          </wp:inline>
+        </w:drawing>
+      </w:r>
+    </w:p>
+    <w:p>
+      <w:pPr>
+        <w:rPr>
+          <w:b/>
+          <w:bCs/>
+          <w:sz w:val="28"/>
+          <w:szCs w:val="28"/>
+        </w:rPr>
+      </w:pPr>
+      <w:r>
+        <w:rPr>
+          <w:b/>
+          <w:bCs/>
+          <w:sz w:val="28"/>
+          <w:szCs w:val="28"/>
+        </w:rPr>
+        <w:t>Ejercicio 4 - Funciones que reciben y retornan funciones</w:t>
+      </w:r>
+    </w:p>
+    <w:p>
+      <w:pPr>
+        <w:numPr>
+          <w:ilvl w:val="0"/>
+          <w:numId w:val="9"/>
+        </w:numPr>
+      </w:pPr>
+    </w:p>
+    <w:p>
+      <w:r>
+        <w:drawing>
+          <wp:inline distT="0" distB="0" distL="0" distR="0" wp14:anchorId="4ED747A3" wp14:editId="520538B1">
+            <wp:extent cx="5495925" cy="1038225"/>
+            <wp:effectExtent l="0" t="0" r="9525" b="9525"/>
+            <wp:docPr id="542992243" name="Imagen 1" descr="The image shows a snippet of Haskell code, illustrating a function to convert Celsius to Fahrenheit and another function to process a list of Celsius temperatures.&#10;&#10;El contenido generado por IA puede ser incorrecto."/>
+            <wp:cNvGraphicFramePr>
+              <a:graphicFrameLocks xmlns:a="http://schemas.openxmlformats.org/drawingml/2006/main" noChangeAspect="1"/>
+            </wp:cNvGraphicFramePr>
+            <a:graphic xmlns:a="http://schemas.openxmlformats.org/drawingml/2006/main">
+              <a:graphicData uri="http://schemas.openxmlformats.org/drawingml/2006/picture">
+                <pic:pic xmlns:pic="http://schemas.openxmlformats.org/drawingml/2006/picture">
+                  <pic:nvPicPr>
+                    <pic:cNvPr id="542992243" name="Imagen 1" descr="The image shows a snippet of Haskell code, illustrating a function to convert Celsius to Fahrenheit and another function to process a list of Celsius temperatures.&#10;&#10;El contenido generado por IA puede ser incorrecto."/>
+                    <pic:cNvPicPr/>
+                  </pic:nvPicPr>
+                  <pic:blipFill>
+                    <a:blip r:embed="rId31"/>
+                    <a:stretch>
+                      <a:fillRect/>
+                    </a:stretch>
+                  </pic:blipFill>
+                  <pic:spPr>
+                    <a:xfrm>
+                      <a:off x="0" y="0"/>
+                      <a:ext cx="5495925" cy="1038225"/>
+                    </a:xfrm>
+                    <a:prstGeom prst="rect">
+                      <a:avLst/>
+                    </a:prstGeom>
+                  </pic:spPr>
+                </pic:pic>
+              </a:graphicData>
+            </a:graphic>
+          </wp:inline>
+        </w:drawing>
+      </w:r>
+    </w:p>
+    <w:p>
+      <w:pPr>
+        <w:pStyle w:val="Prrafodelista"/>
+        <w:numPr>
+          <w:ilvl w:val="0"/>
+          <w:numId w:val="9"/>
+        </w:numPr>
+      </w:pPr>
+    </w:p>
+    <w:p>
+      <w:pPr>
+        <w:pStyle w:val="Prrafodelista"/>
+      </w:pPr>
+      <w:r>
+        <w:drawing>
+          <wp:inline distT="0" distB="0" distL="0" distR="0" wp14:anchorId="55D459B6" wp14:editId="1358D75B">
+            <wp:extent cx="3733800" cy="857250"/>
+            <wp:effectExtent l="0" t="0" r="0" b="0"/>
+            <wp:docPr id="927571432" name="Imagen 1" descr="The provided text appears to be a snippet of a functional programming language, specifically a Haskell function that defines a filtering operation. The function `crearFiltro` takes a predicate (a function that returns a boolean) and a list, and returns a new list containing only the elements that satisfy the predicate. The example `soloPares` shows the use of `crearFiltro` with the `even` predicate to filter out only even numbers from a list.&#10;&#10;El contenido generado por IA puede ser incorrecto."/>
+            <wp:cNvGraphicFramePr>
+              <a:graphicFrameLocks xmlns:a="http://schemas.openxmlformats.org/drawingml/2006/main" noChangeAspect="1"/>
+            </wp:cNvGraphicFramePr>
+            <a:graphic xmlns:a="http://schemas.openxmlformats.org/drawingml/2006/main">
+              <a:graphicData uri="http://schemas.openxmlformats.org/drawingml/2006/picture">
+                <pic:pic xmlns:pic="http://schemas.openxmlformats.org/drawingml/2006/picture">
+                  <pic:nvPicPr>
+                    <pic:cNvPr id="927571432" name="Imagen 1" descr="The provided text appears to be a snippet of a functional programming language, specifically a Haskell function that defines a filtering operation. The function `crearFiltro` takes a predicate (a function that returns a boolean) and a list, and returns a new list containing only the elements that satisfy the predicate. The example `soloPares` shows the use of `crearFiltro` with the `even` predicate to filter out only even numbers from a list.&#10;&#10;El contenido generado por IA puede ser incorrecto."/>
+                    <pic:cNvPicPr/>
+                  </pic:nvPicPr>
+                  <pic:blipFill>
+                    <a:blip r:embed="rId32"/>
+                    <a:stretch>
+                      <a:fillRect/>
+                    </a:stretch>
+                  </pic:blipFill>
+                  <pic:spPr>
+                    <a:xfrm>
+                      <a:off x="0" y="0"/>
+                      <a:ext cx="3733800" cy="857250"/>
+                    </a:xfrm>
+                    <a:prstGeom prst="rect">
+                      <a:avLst/>
+                    </a:prstGeom>
+                  </pic:spPr>
+                </pic:pic>
+              </a:graphicData>
+            </a:graphic>
+          </wp:inline>
+        </w:drawing>
+      </w:r>
+    </w:p>
+    <w:p>
+      <w:pPr>
+        <w:pStyle w:val="Prrafodelista"/>
+        <w:numPr>
+          <w:ilvl w:val="0"/>
+          <w:numId w:val="9"/>
+        </w:numPr>
+      </w:pPr>
+    </w:p>
+    <w:p>
+      <w:pPr>
+        <w:pStyle w:val="Prrafodelista"/>
+      </w:pPr>
+      <w:r>
+        <w:drawing>
+          <wp:inline distT="0" distB="0" distL="0" distR="0" wp14:anchorId="294533FC" wp14:editId="68647E1F">
+            <wp:extent cx="4657725" cy="866775"/>
+            <wp:effectExtent l="0" t="0" r="9525" b="9525"/>
+            <wp:docPr id="1770669294" name="Imagen 1" descr="The image depicts a snippet of a functional programming language, specifically Haskell, illustrating the definition of a higher-order function `enRango` that checks if a number is within a specified range, and an example usage of this function.&#10;&#10;El contenido generado por IA puede ser incorrecto."/>
+            <wp:cNvGraphicFramePr>
+              <a:graphicFrameLocks xmlns:a="http://schemas.openxmlformats.org/drawingml/2006/main" noChangeAspect="1"/>
+            </wp:cNvGraphicFramePr>
+            <a:graphic xmlns:a="http://schemas.openxmlformats.org/drawingml/2006/main">
+              <a:graphicData uri="http://schemas.openxmlformats.org/drawingml/2006/picture">
+                <pic:pic xmlns:pic="http://schemas.openxmlformats.org/drawingml/2006/picture">
+                  <pic:nvPicPr>
+                    <pic:cNvPr id="1770669294" name="Imagen 1" descr="The image depicts a snippet of a functional programming language, specifically Haskell, illustrating the definition of a higher-order function `enRango` that checks if a number is within a specified range, and an example usage of this function.&#10;&#10;El contenido generado por IA puede ser incorrecto."/>
+                    <pic:cNvPicPr/>
+                  </pic:nvPicPr>
+                  <pic:blipFill>
+                    <a:blip r:embed="rId33"/>
+                    <a:stretch>
+                      <a:fillRect/>
+                    </a:stretch>
+                  </pic:blipFill>
+                  <pic:spPr>
+                    <a:xfrm>
+                      <a:off x="0" y="0"/>
+                      <a:ext cx="4657725" cy="866775"/>
+                    </a:xfrm>
+                    <a:prstGeom prst="rect">
+                      <a:avLst/>
+                    </a:prstGeom>
+                  </pic:spPr>
+                </pic:pic>
+              </a:graphicData>
+            </a:graphic>
+          </wp:inline>
+        </w:drawing>
+      </w:r>
+    </w:p>
+    <w:p>
+      <w:pPr>
+        <w:pStyle w:val="Prrafodelista"/>
+        <w:numPr>
+          <w:ilvl w:val="0"/>
+          <w:numId w:val="9"/>
+        </w:numPr>
+      </w:pPr>
+    </w:p>
+    <w:p>
+      <w:pPr>
+        <w:pStyle w:val="Prrafodelista"/>
+      </w:pPr>
+      <w:r>
+        <w:drawing>
+          <wp:inline distT="0" distB="0" distL="0" distR="0" wp14:anchorId="1D7D1D29" wp14:editId="45E395AA">
+            <wp:extent cx="3028950" cy="876300"/>
+            <wp:effectExtent l="0" t="0" r="0" b="0"/>
+            <wp:docPr id="1278771290" name="Imagen 1" descr="The text describes a Haskell function that takes an integer, returns a function, and then applies an exponentiation operation to a given base number.&#10;&#10;El contenido generado por IA puede ser incorrecto."/>
+            <wp:cNvGraphicFramePr>
+              <a:graphicFrameLocks xmlns:a="http://schemas.openxmlformats.org/drawingml/2006/main" noChangeAspect="1"/>
+            </wp:cNvGraphicFramePr>
+            <a:graphic xmlns:a="http://schemas.openxmlformats.org/drawingml/2006/main">
+              <a:graphicData uri="http://schemas.openxmlformats.org/drawingml/2006/picture">
+                <pic:pic xmlns:pic="http://schemas.openxmlformats.org/drawingml/2006/picture">
+                  <pic:nvPicPr>
+                    <pic:cNvPr id="1278771290" name="Imagen 1" descr="The text describes a Haskell function that takes an integer, returns a function, and then applies an exponentiation operation to a given base number.&#10;&#10;El contenido generado por IA puede ser incorrecto."/>
+                    <pic:cNvPicPr/>
+                  </pic:nvPicPr>
+                  <pic:blipFill>
+                    <a:blip r:embed="rId34"/>
+                    <a:stretch>
+                      <a:fillRect/>
+                    </a:stretch>
+                  </pic:blipFill>
+                  <pic:spPr>
+                    <a:xfrm>
+                      <a:off x="0" y="0"/>
+                      <a:ext cx="3028950" cy="876300"/>
+                    </a:xfrm>
+                    <a:prstGeom prst="rect">
+                      <a:avLst/>
+                    </a:prstGeom>
+                  </pic:spPr>
+                </pic:pic>
+              </a:graphicData>
+            </a:graphic>
+          </wp:inline>
+        </w:drawing>
+      </w:r>
+    </w:p>
+    <w:p>
+      <w:pPr>
+        <w:pStyle w:val="Prrafodelista"/>
+      </w:pPr>
+    </w:p>
+    <w:p>
+      <w:pPr>
+        <w:pStyle w:val="Prrafodelista"/>
+        <w:rPr>
+          <w:b/>
+          <w:bCs/>
+          <w:sz w:val="28"/>
+          <w:szCs w:val="28"/>
+        </w:rPr>
+      </w:pPr>
+      <w:r>
+        <w:rPr>
+          <w:b/>
+          <w:bCs/>
+          <w:sz w:val="28"/>
+          <w:szCs w:val="28"/>
+        </w:rPr>
+        <w:t>Ejercicio 5 - “El problema de las dos jarras” usando A*</w:t>
+      </w:r>
+    </w:p>
+    <w:p>
+      <w:pPr>
+        <w:pStyle w:val="Prrafodelista"/>
+      </w:pPr>
+      <w:r>
+        <w:lastRenderedPageBreak/>
+        <w:drawing>
+          <wp:inline distT="0" distB="0" distL="0" distR="0" wp14:anchorId="0E6E3E9E" wp14:editId="2FE1556A">
+            <wp:extent cx="5943600" cy="2937510"/>
+            <wp:effectExtent l="0" t="0" r="0" b="0"/>
+            <wp:docPr id="1921286985" name="Imagen 1"/>
+            <wp:cNvGraphicFramePr>
+              <a:graphicFrameLocks xmlns:a="http://schemas.openxmlformats.org/drawingml/2006/main" noChangeAspect="1"/>
+            </wp:cNvGraphicFramePr>
+            <a:graphic xmlns:a="http://schemas.openxmlformats.org/drawingml/2006/main">
+              <a:graphicData uri="http://schemas.openxmlformats.org/drawingml/2006/picture">
+                <pic:pic xmlns:pic="http://schemas.openxmlformats.org/drawingml/2006/picture">
+                  <pic:nvPicPr>
+                    <pic:cNvPr id="1921286985" name=""/>
+                    <pic:cNvPicPr/>
+                  </pic:nvPicPr>
+                  <pic:blipFill>
+                    <a:blip r:embed="rId35"/>
+                    <a:stretch>
+                      <a:fillRect/>
+                    </a:stretch>
+                  </pic:blipFill>
+                  <pic:spPr>
+                    <a:xfrm>
+                      <a:off x="0" y="0"/>
+                      <a:ext cx="5943600" cy="2937510"/>
+                    </a:xfrm>
+                    <a:prstGeom prst="rect">
+                      <a:avLst/>
+                    </a:prstGeom>
+                  </pic:spPr>
+                </pic:pic>
+              </a:graphicData>
+            </a:graphic>
+          </wp:inline>
+        </w:drawing>
+      </w:r>
     </w:p>
     <w:sectPr>
       <w:pgSz w:w="12240" w:h="15840"/>
@@ -641,8 +1647,210 @@
 </file>
 
 <file path=word/numbering.xml><?xml version="1.0" encoding="utf-8"?>
-<w:numbering xmlns:wpc="http://schemas.microsoft.com/office/word/2010/wordprocessingCanvas" xmlns:cx="http://schemas.microsoft.com/office/drawing/2014/chartex" xmlns:cx1="http://schemas.microsoft.com/office/drawing/2015/9/8/chartex" xmlns:cx2="http://schemas.microsoft.com/office/drawing/2015/10/21/chartex" xmlns:cx3="http://schemas.microsoft.com/office/drawing/2016/5/9/chartex" xmlns:cx4="http://schemas.microsoft.com/office/drawing/2016/5/10/chartex" xmlns:cx5="http://schemas.microsoft.com/office/drawing/2016/5/11/chartex" xmlns:cx6="http://schemas.microsoft.com/office/drawing/2016/5/12/chartex" xmlns:cx7="http://schemas.microsoft.com/office/drawing/2016/5/13/chartex" xmlns:cx8="http://schemas.microsoft.com/office/drawing/2016/5/14/chartex" xmlns:mc="http://schemas.openxmlformats.org/markup-compatibility/2006" xmlns:aink="http://schemas.microsoft.com/office/drawing/2016/ink" xmlns:am3d="http://schemas.microsoft.com/office/drawing/2017/model3d" xmlns:o="urn:schemas-microsoft-com:office:office" xmlns:r="http://schemas.openxmlformats.org/officeDocument/2006/relationships" xmlns:m="http://schemas.openxmlformats.org/officeDocument/2006/math" xmlns:v="urn:schemas-microsoft-com:vml" xmlns:wp14="http://schemas.microsoft.com/office/word/2010/wordprocessingDrawing" xmlns:wp="http://schemas.openxmlformats.org/drawingml/2006/wordprocessingDrawing" xmlns:w10="urn:schemas-microsoft-com:office:word" xmlns:w="http://schemas.openxmlformats.org/wordprocessingml/2006/main" xmlns:w14="http://schemas.microsoft.com/office/word/2010/wordml" xmlns:w15="http://schemas.microsoft.com/office/word/2012/wordml" xmlns:w16cid="http://schemas.microsoft.com/office/word/2016/wordml/cid" xmlns:w16se="http://schemas.microsoft.com/office/word/2015/wordml/symex" xmlns:wpg="http://schemas.microsoft.com/office/word/2010/wordprocessingGroup" xmlns:wpi="http://schemas.microsoft.com/office/word/2010/wordprocessingInk" xmlns:wne="http://schemas.microsoft.com/office/word/2006/wordml" xmlns:wps="http://schemas.microsoft.com/office/word/2010/wordprocessingShape" mc:Ignorable="w14 w15 w16se w16cid wp14">
+<w:numbering xmlns:wpc="http://schemas.microsoft.com/office/word/2010/wordprocessingCanvas" xmlns:cx="http://schemas.microsoft.com/office/drawing/2014/chartex" xmlns:cx1="http://schemas.microsoft.com/office/drawing/2015/9/8/chartex" xmlns:cx2="http://schemas.microsoft.com/office/drawing/2015/10/21/chartex" xmlns:cx3="http://schemas.microsoft.com/office/drawing/2016/5/9/chartex" xmlns:cx4="http://schemas.microsoft.com/office/drawing/2016/5/10/chartex" xmlns:cx5="http://schemas.microsoft.com/office/drawing/2016/5/11/chartex" xmlns:cx6="http://schemas.microsoft.com/office/drawing/2016/5/12/chartex" xmlns:cx7="http://schemas.microsoft.com/office/drawing/2016/5/13/chartex" xmlns:cx8="http://schemas.microsoft.com/office/drawing/2016/5/14/chartex" xmlns:mc="http://schemas.openxmlformats.org/markup-compatibility/2006" xmlns:aink="http://schemas.microsoft.com/office/drawing/2016/ink" xmlns:am3d="http://schemas.microsoft.com/office/drawing/2017/model3d" xmlns:o="urn:schemas-microsoft-com:office:office" xmlns:oel="http://schemas.microsoft.com/office/2019/extlst" xmlns:r="http://schemas.openxmlformats.org/officeDocument/2006/relationships" xmlns:m="http://schemas.openxmlformats.org/officeDocument/2006/math" xmlns:v="urn:schemas-microsoft-com:vml" xmlns:wp14="http://schemas.microsoft.com/office/word/2010/wordprocessingDrawing" xmlns:wp="http://schemas.openxmlformats.org/drawingml/2006/wordprocessingDrawing" xmlns:w10="urn:schemas-microsoft-com:office:word" xmlns:w="http://schemas.openxmlformats.org/wordprocessingml/2006/main" xmlns:w14="http://schemas.microsoft.com/office/word/2010/wordml" xmlns:w15="http://schemas.microsoft.com/office/word/2012/wordml" xmlns:w16cex="http://schemas.microsoft.com/office/word/2018/wordml/cex" xmlns:w16cid="http://schemas.microsoft.com/office/word/2016/wordml/cid" xmlns:w16="http://schemas.microsoft.com/office/word/2018/wordml" xmlns:w16du="http://schemas.microsoft.com/office/word/2023/wordml/word16du" xmlns:w16sdtdh="http://schemas.microsoft.com/office/word/2020/wordml/sdtdatahash" xmlns:w16sdtfl="http://schemas.microsoft.com/office/word/2024/wordml/sdtformatlock" xmlns:w16se="http://schemas.microsoft.com/office/word/2015/wordml/symex" xmlns:wpg="http://schemas.microsoft.com/office/word/2010/wordprocessingGroup" xmlns:wpi="http://schemas.microsoft.com/office/word/2010/wordprocessingInk" xmlns:wne="http://schemas.microsoft.com/office/word/2006/wordml" xmlns:wps="http://schemas.microsoft.com/office/word/2010/wordprocessingShape" mc:Ignorable="w14 w15 w16se w16cid w16 w16cex w16sdtdh w16sdtfl w16du wp14">
   <w:abstractNum w:abstractNumId="0" w15:restartNumberingAfterBreak="0">
+    <w:nsid w:val="00E501EA"/>
+    <w:multiLevelType w:val="hybridMultilevel"/>
+    <w:tmpl w:val="392A5F96"/>
+    <w:lvl w:ilvl="0" w:tplc="0F545904">
+      <w:start w:val="1"/>
+      <w:numFmt w:val="lowerLetter"/>
+      <w:lvlText w:val="%1."/>
+      <w:lvlJc w:val="left"/>
+      <w:pPr>
+        <w:ind w:left="1080" w:hanging="360"/>
+      </w:pPr>
+      <w:rPr>
+        <w:rFonts w:hint="default"/>
+      </w:rPr>
+    </w:lvl>
+    <w:lvl w:ilvl="1" w:tplc="240A0019" w:tentative="1">
+      <w:start w:val="1"/>
+      <w:numFmt w:val="lowerLetter"/>
+      <w:lvlText w:val="%2."/>
+      <w:lvlJc w:val="left"/>
+      <w:pPr>
+        <w:ind w:left="1440" w:hanging="360"/>
+      </w:pPr>
+    </w:lvl>
+    <w:lvl w:ilvl="2" w:tplc="240A001B" w:tentative="1">
+      <w:start w:val="1"/>
+      <w:numFmt w:val="lowerRoman"/>
+      <w:lvlText w:val="%3."/>
+      <w:lvlJc w:val="right"/>
+      <w:pPr>
+        <w:ind w:left="2160" w:hanging="180"/>
+      </w:pPr>
+    </w:lvl>
+    <w:lvl w:ilvl="3" w:tplc="240A000F" w:tentative="1">
+      <w:start w:val="1"/>
+      <w:numFmt w:val="decimal"/>
+      <w:lvlText w:val="%4."/>
+      <w:lvlJc w:val="left"/>
+      <w:pPr>
+        <w:ind w:left="2880" w:hanging="360"/>
+      </w:pPr>
+    </w:lvl>
+    <w:lvl w:ilvl="4" w:tplc="240A0019" w:tentative="1">
+      <w:start w:val="1"/>
+      <w:numFmt w:val="lowerLetter"/>
+      <w:lvlText w:val="%5."/>
+      <w:lvlJc w:val="left"/>
+      <w:pPr>
+        <w:ind w:left="3600" w:hanging="360"/>
+      </w:pPr>
+    </w:lvl>
+    <w:lvl w:ilvl="5" w:tplc="240A001B" w:tentative="1">
+      <w:start w:val="1"/>
+      <w:numFmt w:val="lowerRoman"/>
+      <w:lvlText w:val="%6."/>
+      <w:lvlJc w:val="right"/>
+      <w:pPr>
+        <w:ind w:left="4320" w:hanging="180"/>
+      </w:pPr>
+    </w:lvl>
+    <w:lvl w:ilvl="6" w:tplc="240A000F" w:tentative="1">
+      <w:start w:val="1"/>
+      <w:numFmt w:val="decimal"/>
+      <w:lvlText w:val="%7."/>
+      <w:lvlJc w:val="left"/>
+      <w:pPr>
+        <w:ind w:left="5040" w:hanging="360"/>
+      </w:pPr>
+    </w:lvl>
+    <w:lvl w:ilvl="7" w:tplc="240A0019" w:tentative="1">
+      <w:start w:val="1"/>
+      <w:numFmt w:val="lowerLetter"/>
+      <w:lvlText w:val="%8."/>
+      <w:lvlJc w:val="left"/>
+      <w:pPr>
+        <w:ind w:left="5760" w:hanging="360"/>
+      </w:pPr>
+    </w:lvl>
+    <w:lvl w:ilvl="8" w:tplc="240A001B" w:tentative="1">
+      <w:start w:val="1"/>
+      <w:numFmt w:val="lowerRoman"/>
+      <w:lvlText w:val="%9."/>
+      <w:lvlJc w:val="right"/>
+      <w:pPr>
+        <w:ind w:left="6480" w:hanging="180"/>
+      </w:pPr>
+    </w:lvl>
+  </w:abstractNum>
+  <w:abstractNum w:abstractNumId="1" w15:restartNumberingAfterBreak="0">
+    <w:nsid w:val="20075CE6"/>
+    <w:multiLevelType w:val="multilevel"/>
+    <w:tmpl w:val="7CC4FAAA"/>
+    <w:lvl w:ilvl="0">
+      <w:start w:val="1"/>
+      <w:numFmt w:val="decimal"/>
+      <w:lvlText w:val="%1."/>
+      <w:lvlJc w:val="left"/>
+      <w:pPr>
+        <w:tabs>
+          <w:tab w:val="num" w:pos="720"/>
+        </w:tabs>
+        <w:ind w:left="720" w:hanging="360"/>
+      </w:pPr>
+    </w:lvl>
+    <w:lvl w:ilvl="1" w:tentative="1">
+      <w:start w:val="1"/>
+      <w:numFmt w:val="decimal"/>
+      <w:lvlText w:val="%2."/>
+      <w:lvlJc w:val="left"/>
+      <w:pPr>
+        <w:tabs>
+          <w:tab w:val="num" w:pos="1440"/>
+        </w:tabs>
+        <w:ind w:left="1440" w:hanging="360"/>
+      </w:pPr>
+    </w:lvl>
+    <w:lvl w:ilvl="2" w:tentative="1">
+      <w:start w:val="1"/>
+      <w:numFmt w:val="decimal"/>
+      <w:lvlText w:val="%3."/>
+      <w:lvlJc w:val="left"/>
+      <w:pPr>
+        <w:tabs>
+          <w:tab w:val="num" w:pos="2160"/>
+        </w:tabs>
+        <w:ind w:left="2160" w:hanging="360"/>
+      </w:pPr>
+    </w:lvl>
+    <w:lvl w:ilvl="3" w:tentative="1">
+      <w:start w:val="1"/>
+      <w:numFmt w:val="decimal"/>
+      <w:lvlText w:val="%4."/>
+      <w:lvlJc w:val="left"/>
+      <w:pPr>
+        <w:tabs>
+          <w:tab w:val="num" w:pos="2880"/>
+        </w:tabs>
+        <w:ind w:left="2880" w:hanging="360"/>
+      </w:pPr>
+    </w:lvl>
+    <w:lvl w:ilvl="4" w:tentative="1">
+      <w:start w:val="1"/>
+      <w:numFmt w:val="decimal"/>
+      <w:lvlText w:val="%5."/>
+      <w:lvlJc w:val="left"/>
+      <w:pPr>
+        <w:tabs>
+          <w:tab w:val="num" w:pos="3600"/>
+        </w:tabs>
+        <w:ind w:left="3600" w:hanging="360"/>
+      </w:pPr>
+    </w:lvl>
+    <w:lvl w:ilvl="5" w:tentative="1">
+      <w:start w:val="1"/>
+      <w:numFmt w:val="decimal"/>
+      <w:lvlText w:val="%6."/>
+      <w:lvlJc w:val="left"/>
+      <w:pPr>
+        <w:tabs>
+          <w:tab w:val="num" w:pos="4320"/>
+        </w:tabs>
+        <w:ind w:left="4320" w:hanging="360"/>
+      </w:pPr>
+    </w:lvl>
+    <w:lvl w:ilvl="6" w:tentative="1">
+      <w:start w:val="1"/>
+      <w:numFmt w:val="decimal"/>
+      <w:lvlText w:val="%7."/>
+      <w:lvlJc w:val="left"/>
+      <w:pPr>
+        <w:tabs>
+          <w:tab w:val="num" w:pos="5040"/>
+        </w:tabs>
+        <w:ind w:left="5040" w:hanging="360"/>
+      </w:pPr>
+    </w:lvl>
+    <w:lvl w:ilvl="7" w:tentative="1">
+      <w:start w:val="1"/>
+      <w:numFmt w:val="decimal"/>
+      <w:lvlText w:val="%8."/>
+      <w:lvlJc w:val="left"/>
+      <w:pPr>
+        <w:tabs>
+          <w:tab w:val="num" w:pos="5760"/>
+        </w:tabs>
+        <w:ind w:left="5760" w:hanging="360"/>
+      </w:pPr>
+    </w:lvl>
+    <w:lvl w:ilvl="8" w:tentative="1">
+      <w:start w:val="1"/>
+      <w:numFmt w:val="decimal"/>
+      <w:lvlText w:val="%9."/>
+      <w:lvlJc w:val="left"/>
+      <w:pPr>
+        <w:tabs>
+          <w:tab w:val="num" w:pos="6480"/>
+        </w:tabs>
+        <w:ind w:left="6480" w:hanging="360"/>
+      </w:pPr>
+    </w:lvl>
+  </w:abstractNum>
+  <w:abstractNum w:abstractNumId="2" w15:restartNumberingAfterBreak="0">
     <w:nsid w:val="356820C1"/>
     <w:multiLevelType w:val="hybridMultilevel"/>
     <w:tmpl w:val="92BC9860"/>
@@ -731,7 +1939,7 @@
       </w:pPr>
     </w:lvl>
   </w:abstractNum>
-  <w:abstractNum w:abstractNumId="1" w15:restartNumberingAfterBreak="0">
+  <w:abstractNum w:abstractNumId="3" w15:restartNumberingAfterBreak="0">
     <w:nsid w:val="4BF83286"/>
     <w:multiLevelType w:val="hybridMultilevel"/>
     <w:tmpl w:val="B04CD254"/>
@@ -820,7 +2028,96 @@
       </w:pPr>
     </w:lvl>
   </w:abstractNum>
-  <w:abstractNum w:abstractNumId="2" w15:restartNumberingAfterBreak="0">
+  <w:abstractNum w:abstractNumId="4" w15:restartNumberingAfterBreak="0">
+    <w:nsid w:val="4EAF5035"/>
+    <w:multiLevelType w:val="hybridMultilevel"/>
+    <w:tmpl w:val="FC46C38C"/>
+    <w:lvl w:ilvl="0" w:tplc="0F545904">
+      <w:start w:val="1"/>
+      <w:numFmt w:val="lowerLetter"/>
+      <w:lvlText w:val="%1."/>
+      <w:lvlJc w:val="left"/>
+      <w:pPr>
+        <w:ind w:left="1080" w:hanging="360"/>
+      </w:pPr>
+      <w:rPr>
+        <w:rFonts w:hint="default"/>
+      </w:rPr>
+    </w:lvl>
+    <w:lvl w:ilvl="1" w:tplc="240A0019" w:tentative="1">
+      <w:start w:val="1"/>
+      <w:numFmt w:val="lowerLetter"/>
+      <w:lvlText w:val="%2."/>
+      <w:lvlJc w:val="left"/>
+      <w:pPr>
+        <w:ind w:left="1800" w:hanging="360"/>
+      </w:pPr>
+    </w:lvl>
+    <w:lvl w:ilvl="2" w:tplc="240A001B" w:tentative="1">
+      <w:start w:val="1"/>
+      <w:numFmt w:val="lowerRoman"/>
+      <w:lvlText w:val="%3."/>
+      <w:lvlJc w:val="right"/>
+      <w:pPr>
+        <w:ind w:left="2520" w:hanging="180"/>
+      </w:pPr>
+    </w:lvl>
+    <w:lvl w:ilvl="3" w:tplc="240A000F" w:tentative="1">
+      <w:start w:val="1"/>
+      <w:numFmt w:val="decimal"/>
+      <w:lvlText w:val="%4."/>
+      <w:lvlJc w:val="left"/>
+      <w:pPr>
+        <w:ind w:left="3240" w:hanging="360"/>
+      </w:pPr>
+    </w:lvl>
+    <w:lvl w:ilvl="4" w:tplc="240A0019" w:tentative="1">
+      <w:start w:val="1"/>
+      <w:numFmt w:val="lowerLetter"/>
+      <w:lvlText w:val="%5."/>
+      <w:lvlJc w:val="left"/>
+      <w:pPr>
+        <w:ind w:left="3960" w:hanging="360"/>
+      </w:pPr>
+    </w:lvl>
+    <w:lvl w:ilvl="5" w:tplc="240A001B" w:tentative="1">
+      <w:start w:val="1"/>
+      <w:numFmt w:val="lowerRoman"/>
+      <w:lvlText w:val="%6."/>
+      <w:lvlJc w:val="right"/>
+      <w:pPr>
+        <w:ind w:left="4680" w:hanging="180"/>
+      </w:pPr>
+    </w:lvl>
+    <w:lvl w:ilvl="6" w:tplc="240A000F" w:tentative="1">
+      <w:start w:val="1"/>
+      <w:numFmt w:val="decimal"/>
+      <w:lvlText w:val="%7."/>
+      <w:lvlJc w:val="left"/>
+      <w:pPr>
+        <w:ind w:left="5400" w:hanging="360"/>
+      </w:pPr>
+    </w:lvl>
+    <w:lvl w:ilvl="7" w:tplc="240A0019" w:tentative="1">
+      <w:start w:val="1"/>
+      <w:numFmt w:val="lowerLetter"/>
+      <w:lvlText w:val="%8."/>
+      <w:lvlJc w:val="left"/>
+      <w:pPr>
+        <w:ind w:left="6120" w:hanging="360"/>
+      </w:pPr>
+    </w:lvl>
+    <w:lvl w:ilvl="8" w:tplc="240A001B" w:tentative="1">
+      <w:start w:val="1"/>
+      <w:numFmt w:val="lowerRoman"/>
+      <w:lvlText w:val="%9."/>
+      <w:lvlJc w:val="right"/>
+      <w:pPr>
+        <w:ind w:left="6840" w:hanging="180"/>
+      </w:pPr>
+    </w:lvl>
+  </w:abstractNum>
+  <w:abstractNum w:abstractNumId="5" w15:restartNumberingAfterBreak="0">
     <w:nsid w:val="53565EFE"/>
     <w:multiLevelType w:val="hybridMultilevel"/>
     <w:tmpl w:val="3E2EF496"/>
@@ -909,7 +2206,93 @@
       </w:pPr>
     </w:lvl>
   </w:abstractNum>
-  <w:abstractNum w:abstractNumId="3" w15:restartNumberingAfterBreak="0">
+  <w:abstractNum w:abstractNumId="6" w15:restartNumberingAfterBreak="0">
+    <w:nsid w:val="5B592CC7"/>
+    <w:multiLevelType w:val="hybridMultilevel"/>
+    <w:tmpl w:val="3704EAB4"/>
+    <w:lvl w:ilvl="0" w:tplc="240A000F">
+      <w:start w:val="1"/>
+      <w:numFmt w:val="decimal"/>
+      <w:lvlText w:val="%1."/>
+      <w:lvlJc w:val="left"/>
+      <w:pPr>
+        <w:ind w:left="720" w:hanging="360"/>
+      </w:pPr>
+    </w:lvl>
+    <w:lvl w:ilvl="1" w:tplc="240A0019" w:tentative="1">
+      <w:start w:val="1"/>
+      <w:numFmt w:val="lowerLetter"/>
+      <w:lvlText w:val="%2."/>
+      <w:lvlJc w:val="left"/>
+      <w:pPr>
+        <w:ind w:left="1440" w:hanging="360"/>
+      </w:pPr>
+    </w:lvl>
+    <w:lvl w:ilvl="2" w:tplc="240A001B" w:tentative="1">
+      <w:start w:val="1"/>
+      <w:numFmt w:val="lowerRoman"/>
+      <w:lvlText w:val="%3."/>
+      <w:lvlJc w:val="right"/>
+      <w:pPr>
+        <w:ind w:left="2160" w:hanging="180"/>
+      </w:pPr>
+    </w:lvl>
+    <w:lvl w:ilvl="3" w:tplc="240A000F" w:tentative="1">
+      <w:start w:val="1"/>
+      <w:numFmt w:val="decimal"/>
+      <w:lvlText w:val="%4."/>
+      <w:lvlJc w:val="left"/>
+      <w:pPr>
+        <w:ind w:left="2880" w:hanging="360"/>
+      </w:pPr>
+    </w:lvl>
+    <w:lvl w:ilvl="4" w:tplc="240A0019" w:tentative="1">
+      <w:start w:val="1"/>
+      <w:numFmt w:val="lowerLetter"/>
+      <w:lvlText w:val="%5."/>
+      <w:lvlJc w:val="left"/>
+      <w:pPr>
+        <w:ind w:left="3600" w:hanging="360"/>
+      </w:pPr>
+    </w:lvl>
+    <w:lvl w:ilvl="5" w:tplc="240A001B" w:tentative="1">
+      <w:start w:val="1"/>
+      <w:numFmt w:val="lowerRoman"/>
+      <w:lvlText w:val="%6."/>
+      <w:lvlJc w:val="right"/>
+      <w:pPr>
+        <w:ind w:left="4320" w:hanging="180"/>
+      </w:pPr>
+    </w:lvl>
+    <w:lvl w:ilvl="6" w:tplc="240A000F" w:tentative="1">
+      <w:start w:val="1"/>
+      <w:numFmt w:val="decimal"/>
+      <w:lvlText w:val="%7."/>
+      <w:lvlJc w:val="left"/>
+      <w:pPr>
+        <w:ind w:left="5040" w:hanging="360"/>
+      </w:pPr>
+    </w:lvl>
+    <w:lvl w:ilvl="7" w:tplc="240A0019" w:tentative="1">
+      <w:start w:val="1"/>
+      <w:numFmt w:val="lowerLetter"/>
+      <w:lvlText w:val="%8."/>
+      <w:lvlJc w:val="left"/>
+      <w:pPr>
+        <w:ind w:left="5760" w:hanging="360"/>
+      </w:pPr>
+    </w:lvl>
+    <w:lvl w:ilvl="8" w:tplc="240A001B" w:tentative="1">
+      <w:start w:val="1"/>
+      <w:numFmt w:val="lowerRoman"/>
+      <w:lvlText w:val="%9."/>
+      <w:lvlJc w:val="right"/>
+      <w:pPr>
+        <w:ind w:left="6480" w:hanging="180"/>
+      </w:pPr>
+    </w:lvl>
+  </w:abstractNum>
+  <w:abstractNum w:abstractNumId="7" w15:restartNumberingAfterBreak="0">
     <w:nsid w:val="6B4B78FF"/>
     <w:multiLevelType w:val="hybridMultilevel"/>
     <w:tmpl w:val="0F58F7F0"/>
@@ -998,7 +2381,7 @@
       </w:pPr>
     </w:lvl>
   </w:abstractNum>
-  <w:abstractNum w:abstractNumId="4" w15:restartNumberingAfterBreak="0">
+  <w:abstractNum w:abstractNumId="8" w15:restartNumberingAfterBreak="0">
     <w:nsid w:val="73990439"/>
     <w:multiLevelType w:val="hybridMultilevel"/>
     <w:tmpl w:val="6F0E039A"/>
@@ -1087,26 +2470,38 @@
       </w:pPr>
     </w:lvl>
   </w:abstractNum>
-  <w:num w:numId="1">
+  <w:num w:numId="1" w16cid:durableId="575162747">
+    <w:abstractNumId w:val="8"/>
+  </w:num>
+  <w:num w:numId="2" w16cid:durableId="127283759">
+    <w:abstractNumId w:val="2"/>
+  </w:num>
+  <w:num w:numId="3" w16cid:durableId="482157680">
+    <w:abstractNumId w:val="5"/>
+  </w:num>
+  <w:num w:numId="4" w16cid:durableId="671025971">
+    <w:abstractNumId w:val="3"/>
+  </w:num>
+  <w:num w:numId="5" w16cid:durableId="1892418034">
+    <w:abstractNumId w:val="7"/>
+  </w:num>
+  <w:num w:numId="6" w16cid:durableId="1190489805">
     <w:abstractNumId w:val="4"/>
   </w:num>
-  <w:num w:numId="2">
+  <w:num w:numId="7" w16cid:durableId="1641957370">
     <w:abstractNumId w:val="0"/>
   </w:num>
-  <w:num w:numId="3">
-    <w:abstractNumId w:val="2"/>
+  <w:num w:numId="8" w16cid:durableId="1622151140">
+    <w:abstractNumId w:val="6"/>
   </w:num>
-  <w:num w:numId="4">
+  <w:num w:numId="9" w16cid:durableId="165941369">
     <w:abstractNumId w:val="1"/>
-  </w:num>
-  <w:num w:numId="5">
-    <w:abstractNumId w:val="3"/>
   </w:num>
 </w:numbering>
 </file>
 
 <file path=word/styles.xml><?xml version="1.0" encoding="utf-8"?>
-<w:styles xmlns:mc="http://schemas.openxmlformats.org/markup-compatibility/2006" xmlns:r="http://schemas.openxmlformats.org/officeDocument/2006/relationships" xmlns:w="http://schemas.openxmlformats.org/wordprocessingml/2006/main" xmlns:w14="http://schemas.microsoft.com/office/word/2010/wordml" xmlns:w15="http://schemas.microsoft.com/office/word/2012/wordml" xmlns:w16cid="http://schemas.microsoft.com/office/word/2016/wordml/cid" xmlns:w16se="http://schemas.microsoft.com/office/word/2015/wordml/symex" mc:Ignorable="w14 w15 w16se w16cid">
+<w:styles xmlns:mc="http://schemas.openxmlformats.org/markup-compatibility/2006" xmlns:r="http://schemas.openxmlformats.org/officeDocument/2006/relationships" xmlns:w="http://schemas.openxmlformats.org/wordprocessingml/2006/main" xmlns:w14="http://schemas.microsoft.com/office/word/2010/wordml" xmlns:w15="http://schemas.microsoft.com/office/word/2012/wordml" xmlns:w16cex="http://schemas.microsoft.com/office/word/2018/wordml/cex" xmlns:w16cid="http://schemas.microsoft.com/office/word/2016/wordml/cid" xmlns:w16="http://schemas.microsoft.com/office/word/2018/wordml" xmlns:w16du="http://schemas.microsoft.com/office/word/2023/wordml/word16du" xmlns:w16sdtdh="http://schemas.microsoft.com/office/word/2020/wordml/sdtdatahash" xmlns:w16sdtfl="http://schemas.microsoft.com/office/word/2024/wordml/sdtformatlock" xmlns:w16se="http://schemas.microsoft.com/office/word/2015/wordml/symex" mc:Ignorable="w14 w15 w16se w16cid w16 w16cex w16sdtdh w16sdtfl w16du">
   <w:docDefaults>
     <w:rPrDefault>
       <w:rPr>
@@ -1122,7 +2517,7 @@
       </w:pPr>
     </w:pPrDefault>
   </w:docDefaults>
-  <w:latentStyles w:defLockedState="0" w:defUIPriority="99" w:defSemiHidden="0" w:defUnhideWhenUsed="0" w:defQFormat="0" w:count="375">
+  <w:latentStyles w:defLockedState="0" w:defUIPriority="99" w:defSemiHidden="0" w:defUnhideWhenUsed="0" w:defQFormat="0" w:count="376">
     <w:lsdException w:name="Normal" w:uiPriority="0" w:qFormat="1"/>
     <w:lsdException w:name="heading 1" w:uiPriority="9" w:qFormat="1"/>
     <w:lsdException w:name="heading 2" w:semiHidden="1" w:uiPriority="9" w:unhideWhenUsed="1" w:qFormat="1"/>
@@ -1498,6 +2893,7 @@
     <w:lsdException w:name="Smart Hyperlink" w:semiHidden="1" w:unhideWhenUsed="1"/>
     <w:lsdException w:name="Hashtag" w:semiHidden="1" w:unhideWhenUsed="1"/>
     <w:lsdException w:name="Unresolved Mention" w:semiHidden="1" w:unhideWhenUsed="1"/>
+    <w:lsdException w:name="Smart Link" w:semiHidden="1" w:unhideWhenUsed="1"/>
   </w:latentStyles>
   <w:style w:type="paragraph" w:default="1" w:styleId="Normal">
     <w:name w:val="Normal"/>
@@ -1506,10 +2902,10 @@
       <w:lang w:val="es-CO"/>
     </w:rPr>
   </w:style>
-  <w:style w:type="paragraph" w:styleId="Heading1">
+  <w:style w:type="paragraph" w:styleId="Ttulo1">
     <w:name w:val="heading 1"/>
     <w:basedOn w:val="Normal"/>
-    <w:link w:val="Heading1Char"/>
+    <w:link w:val="Ttulo1Car"/>
     <w:uiPriority w:val="9"/>
     <w:qFormat/>
     <w:rsid w:val="00B413F1"/>
@@ -1526,11 +2922,11 @@
       <w:szCs w:val="48"/>
     </w:rPr>
   </w:style>
-  <w:style w:type="paragraph" w:styleId="Heading2">
+  <w:style w:type="paragraph" w:styleId="Ttulo2">
     <w:name w:val="heading 2"/>
     <w:basedOn w:val="Normal"/>
     <w:next w:val="Normal"/>
-    <w:link w:val="Heading2Char"/>
+    <w:link w:val="Ttulo2Car"/>
     <w:uiPriority w:val="9"/>
     <w:unhideWhenUsed/>
     <w:qFormat/>
@@ -1548,13 +2944,12 @@
       <w:szCs w:val="26"/>
     </w:rPr>
   </w:style>
-  <w:style w:type="character" w:default="1" w:styleId="DefaultParagraphFont">
+  <w:style w:type="character" w:default="1" w:styleId="Fuentedeprrafopredeter">
     <w:name w:val="Default Paragraph Font"/>
     <w:uiPriority w:val="1"/>
-    <w:semiHidden/>
     <w:unhideWhenUsed/>
   </w:style>
-  <w:style w:type="table" w:default="1" w:styleId="TableNormal">
+  <w:style w:type="table" w:default="1" w:styleId="Tablanormal">
     <w:name w:val="Normal Table"/>
     <w:uiPriority w:val="99"/>
     <w:semiHidden/>
@@ -1569,16 +2964,16 @@
       </w:tblCellMar>
     </w:tblPr>
   </w:style>
-  <w:style w:type="numbering" w:default="1" w:styleId="NoList">
+  <w:style w:type="numbering" w:default="1" w:styleId="Sinlista">
     <w:name w:val="No List"/>
     <w:uiPriority w:val="99"/>
     <w:semiHidden/>
     <w:unhideWhenUsed/>
   </w:style>
-  <w:style w:type="character" w:customStyle="1" w:styleId="Heading1Char">
-    <w:name w:val="Heading 1 Char"/>
-    <w:basedOn w:val="DefaultParagraphFont"/>
-    <w:link w:val="Heading1"/>
+  <w:style w:type="character" w:customStyle="1" w:styleId="Ttulo1Car">
+    <w:name w:val="Título 1 Car"/>
+    <w:basedOn w:val="Fuentedeprrafopredeter"/>
+    <w:link w:val="Ttulo1"/>
     <w:uiPriority w:val="9"/>
     <w:rsid w:val="00B413F1"/>
     <w:rPr>
@@ -1590,10 +2985,10 @@
       <w:szCs w:val="48"/>
     </w:rPr>
   </w:style>
-  <w:style w:type="character" w:customStyle="1" w:styleId="Heading2Char">
-    <w:name w:val="Heading 2 Char"/>
-    <w:basedOn w:val="DefaultParagraphFont"/>
-    <w:link w:val="Heading2"/>
+  <w:style w:type="character" w:customStyle="1" w:styleId="Ttulo2Car">
+    <w:name w:val="Título 2 Car"/>
+    <w:basedOn w:val="Fuentedeprrafopredeter"/>
+    <w:link w:val="Ttulo2"/>
     <w:uiPriority w:val="9"/>
     <w:rsid w:val="00B413F1"/>
     <w:rPr>
@@ -1603,7 +2998,7 @@
       <w:szCs w:val="26"/>
     </w:rPr>
   </w:style>
-  <w:style w:type="paragraph" w:styleId="ListParagraph">
+  <w:style w:type="paragraph" w:styleId="Prrafodelista">
     <w:name w:val="List Paragraph"/>
     <w:basedOn w:val="Normal"/>
     <w:uiPriority w:val="34"/>
